--- a/public/assets/Chad_Zahner_Resume.docx
+++ b/public/assets/Chad_Zahner_Resume.docx
@@ -48,7 +48,7 @@
           <w:sz w:val="18"/>
           <w:szCs w:val="18"/>
         </w:rPr>
-        <w:t xml:space="preserve">Rocky Mount, VA  |  540-493-6940  |  cpzahner@gmail.com  |  linkedin.com/in/czahner</w:t>
+        <w:t xml:space="preserve">Rocky Mount, VA  |  540-493-6940  |  chad@czahner.com  |  linkedin.com/in/czahner</w:t>
       </w:r>
     </w:p>
     <w:p>
